--- a/benchmarks/datasets/seed-cases-v1/_source/task03/task03_case5.docx
+++ b/benchmarks/datasets/seed-cases-v1/_source/task03/task03_case5.docx
@@ -59,7 +59,7 @@
           <w:sz w:val="22"/>
           <w:szCs w:val="22"/>
         </w:rPr>
-        <w:t xml:space="preserve">公司信息：XX人力资源服务有限公司，人力资源服务行业，非CIIO。业务概述：提供招聘和人才推荐服务。出境场景描述：候选人简历数据传至新加坡总部用于全球招聘业务。合法性基础：用户同意。必要性论证：全球招聘协同需要共享候选人信息。</w:t>
+        <w:t>公司信息：聚贤人力资源服务有限公司，人力资源服务行业，非CIIO。业务概述：提供招聘和人才推荐服务。出境场景描述：候选人简历数据传至新加坡总部用于全球招聘业务。合法性基础：用户同意。必要性论证：全球招聘协同需要共享候选人信息。</w:t>
       </w:r>
     </w:p>
     <w:p>
@@ -143,7 +143,7 @@
           <w:sz w:val="22"/>
           <w:szCs w:val="22"/>
         </w:rPr>
-        <w:t xml:space="preserve">基本情况：XX HR Singapore Pte. Ltd.（新加坡），同集团总部。处理用途方式：全球招聘和人才匹配。安全保护能力：通过ISO 27001认证。</w:t>
+        <w:t>基本情况：Juxian HR Singapore Pte. Ltd.（新加坡），同集团总部。处理用途方式：全球招聘和人才匹配。安全保护能力：通过ISO 27001认证。</w:t>
       </w:r>
     </w:p>
     <w:p>
@@ -287,7 +287,7 @@
           <w:sz w:val="22"/>
           <w:szCs w:val="22"/>
         </w:rPr>
-        <w:t xml:space="preserve">（一）个人信息处理者基本情况：XX人力资源服务有限公司，人力资源服务行业，非CIIO。累计向境外提供约20万候选人个人信息，处于10万至100万区间。其中包含身份证号码（敏感个人信息），适用标准合同路径。</w:t>
+        <w:t>（一）个人信息处理者基本情况：聚贤人力资源服务有限公司，人力资源服务行业，非CIIO。累计向境外提供约20万候选人个人信息，处于10万至100万区间。其中包含身份证号码（敏感个人信息），适用标准合同路径。</w:t>
       </w:r>
     </w:p>
     <w:p>
@@ -339,7 +339,7 @@
           <w:sz w:val="22"/>
           <w:szCs w:val="22"/>
         </w:rPr>
-        <w:t xml:space="preserve">（五）境外接收方情况：XX HR Singapore Pte. Ltd.（新加坡），同集团总部，通过ISO 27001认证。</w:t>
+        <w:t>（五）境外接收方情况：Juxian HR Singapore Pte. Ltd.（新加坡），同集团总部，通过ISO 27001认证。</w:t>
       </w:r>
     </w:p>
     <w:p>
